--- a/public/word-template/surat_perintah_penyelidikan.docx
+++ b/public/word-template/surat_perintah_penyelidikan.docx
@@ -1,6 +1,6 @@
 
 <file path=word/document.xml><?xml version="1.0" encoding="utf-8"?>
-<w:document xmlns:wpc="http://schemas.microsoft.com/office/word/2010/wordprocessingCanvas" xmlns:cx="http://schemas.microsoft.com/office/drawing/2014/chartex" xmlns:cx1="http://schemas.microsoft.com/office/drawing/2015/9/8/chartex" xmlns:cx2="http://schemas.microsoft.com/office/drawing/2015/10/21/chartex" xmlns:cx3="http://schemas.microsoft.com/office/drawing/2016/5/9/chartex" xmlns:cx4="http://schemas.microsoft.com/office/drawing/2016/5/10/chartex" xmlns:cx5="http://schemas.microsoft.com/office/drawing/2016/5/11/chartex" xmlns:cx6="http://schemas.microsoft.com/office/drawing/2016/5/12/chartex" xmlns:cx7="http://schemas.microsoft.com/office/drawing/2016/5/13/chartex" xmlns:cx8="http://schemas.microsoft.com/office/drawing/2016/5/14/chartex" xmlns:mc="http://schemas.openxmlformats.org/markup-compatibility/2006" xmlns:aink="http://schemas.microsoft.com/office/drawing/2016/ink" xmlns:am3d="http://schemas.microsoft.com/office/drawing/2017/model3d" xmlns:o="urn:schemas-microsoft-com:office:office" xmlns:oel="http://schemas.microsoft.com/office/2019/extlst" xmlns:r="http://schemas.openxmlformats.org/officeDocument/2006/relationships" xmlns:m="http://schemas.openxmlformats.org/officeDocument/2006/math" xmlns:v="urn:schemas-microsoft-com:vml" xmlns:wp14="http://schemas.microsoft.com/office/word/2010/wordprocessingDrawing" xmlns:wp="http://schemas.openxmlformats.org/drawingml/2006/wordprocessingDrawing" xmlns:w10="urn:schemas-microsoft-com:office:word" xmlns:w="http://schemas.openxmlformats.org/wordprocessingml/2006/main" xmlns:w14="http://schemas.microsoft.com/office/word/2010/wordml" xmlns:w15="http://schemas.microsoft.com/office/word/2012/wordml" xmlns:w16cex="http://schemas.microsoft.com/office/word/2018/wordml/cex" xmlns:w16cid="http://schemas.microsoft.com/office/word/2016/wordml/cid" xmlns:w16="http://schemas.microsoft.com/office/word/2018/wordml" xmlns:w16du="http://schemas.microsoft.com/office/word/2023/wordml/word16du" xmlns:w16sdtdh="http://schemas.microsoft.com/office/word/2020/wordml/sdtdatahash" xmlns:w16se="http://schemas.microsoft.com/office/word/2015/wordml/symex" xmlns:wpg="http://schemas.microsoft.com/office/word/2010/wordprocessingGroup" xmlns:wpi="http://schemas.microsoft.com/office/word/2010/wordprocessingInk" xmlns:wne="http://schemas.microsoft.com/office/word/2006/wordml" xmlns:wps="http://schemas.microsoft.com/office/word/2010/wordprocessingShape" mc:Ignorable="w14 w15 w16se w16cid w16 w16cex w16sdtdh w16du wp14">
+<w:document xmlns:wpc="http://schemas.microsoft.com/office/word/2010/wordprocessingCanvas" xmlns:cx="http://schemas.microsoft.com/office/drawing/2014/chartex" xmlns:cx1="http://schemas.microsoft.com/office/drawing/2015/9/8/chartex" xmlns:cx2="http://schemas.microsoft.com/office/drawing/2015/10/21/chartex" xmlns:cx3="http://schemas.microsoft.com/office/drawing/2016/5/9/chartex" xmlns:cx4="http://schemas.microsoft.com/office/drawing/2016/5/10/chartex" xmlns:cx5="http://schemas.microsoft.com/office/drawing/2016/5/11/chartex" xmlns:cx6="http://schemas.microsoft.com/office/drawing/2016/5/12/chartex" xmlns:cx7="http://schemas.microsoft.com/office/drawing/2016/5/13/chartex" xmlns:cx8="http://schemas.microsoft.com/office/drawing/2016/5/14/chartex" xmlns:mc="http://schemas.openxmlformats.org/markup-compatibility/2006" xmlns:aink="http://schemas.microsoft.com/office/drawing/2016/ink" xmlns:am3d="http://schemas.microsoft.com/office/drawing/2017/model3d" xmlns:o="urn:schemas-microsoft-com:office:office" xmlns:oel="http://schemas.microsoft.com/office/2019/extlst" xmlns:r="http://schemas.openxmlformats.org/officeDocument/2006/relationships" xmlns:m="http://schemas.openxmlformats.org/officeDocument/2006/math" xmlns:v="urn:schemas-microsoft-com:vml" xmlns:wp14="http://schemas.microsoft.com/office/word/2010/wordprocessingDrawing" xmlns:wp="http://schemas.openxmlformats.org/drawingml/2006/wordprocessingDrawing" xmlns:w10="urn:schemas-microsoft-com:office:word" xmlns:w="http://schemas.openxmlformats.org/wordprocessingml/2006/main" xmlns:w14="http://schemas.microsoft.com/office/word/2010/wordml" xmlns:w15="http://schemas.microsoft.com/office/word/2012/wordml" xmlns:w16cex="http://schemas.microsoft.com/office/word/2018/wordml/cex" xmlns:w16cid="http://schemas.microsoft.com/office/word/2016/wordml/cid" xmlns:w16="http://schemas.microsoft.com/office/word/2018/wordml" xmlns:w16du="http://schemas.microsoft.com/office/word/2023/wordml/word16du" xmlns:w16sdtdh="http://schemas.microsoft.com/office/word/2020/wordml/sdtdatahash" xmlns:w16sdtfl="http://schemas.microsoft.com/office/word/2024/wordml/sdtformatlock" xmlns:w16se="http://schemas.microsoft.com/office/word/2015/wordml/symex" xmlns:wpg="http://schemas.microsoft.com/office/word/2010/wordprocessingGroup" xmlns:wpi="http://schemas.microsoft.com/office/word/2010/wordprocessingInk" xmlns:wne="http://schemas.microsoft.com/office/word/2006/wordml" xmlns:wps="http://schemas.microsoft.com/office/word/2010/wordprocessingShape" mc:Ignorable="w14 w15 w16se w16cid w16 w16cex w16sdtdh w16sdtfl w16du wp14">
   <w:body>
     <w:tbl>
       <w:tblPr>
@@ -241,7 +241,7 @@
                 <v:shape id="_x0000_s1026" type="#_x0000_t75" style="position:absolute;left:0;text-align:left;margin-left:209.15pt;margin-top:2.25pt;width:62.3pt;height:61.3pt;z-index:251655168;mso-position-horizontal-relative:text;mso-position-vertical-relative:text" wrapcoords="-237 0 -237 21337 21600 21337 21600 0 -237 0">
                   <v:imagedata r:id="rId5" o:title=""/>
                 </v:shape>
-                <o:OLEObject Type="Embed" ProgID="Word.Picture.8" ShapeID="_x0000_s1026" DrawAspect="Content" ObjectID="_1789973882" r:id="rId6"/>
+                <o:OLEObject Type="Embed" ProgID="Word.Picture.8" ShapeID="_x0000_s1026" DrawAspect="Content" ObjectID="_1831805723" r:id="rId6"/>
               </w:object>
             </w:r>
           </w:p>
@@ -658,149 +658,8 @@
                 <w:color w:val="000000"/>
                 <w:sz w:val="24"/>
                 <w:szCs w:val="24"/>
-                <w:lang w:val="pt-BR"/>
-              </w:rPr>
-              <w:t xml:space="preserve">Pasal </w:t>
-            </w:r>
-            <w:r>
-              <w:rPr>
-                <w:rFonts w:ascii="Arial Narrow" w:eastAsia="Arial Narrow" w:hAnsi="Arial Narrow"/>
-                <w:color w:val="000000"/>
-                <w:sz w:val="24"/>
-                <w:szCs w:val="24"/>
-                <w:lang w:val="pt-BR"/>
-              </w:rPr>
-              <w:t>4</w:t>
-            </w:r>
-            <w:r>
-              <w:rPr>
-                <w:rFonts w:ascii="Arial Narrow" w:eastAsia="Arial Narrow" w:hAnsi="Arial Narrow"/>
-                <w:color w:val="000000"/>
-                <w:sz w:val="24"/>
-                <w:szCs w:val="24"/>
-                <w:lang w:val="pt-BR"/>
-              </w:rPr>
-              <w:t xml:space="preserve">, Pasal </w:t>
-            </w:r>
-            <w:r>
-              <w:rPr>
-                <w:rFonts w:ascii="Arial Narrow" w:eastAsia="Arial Narrow" w:hAnsi="Arial Narrow"/>
-                <w:color w:val="000000"/>
-                <w:sz w:val="24"/>
-                <w:szCs w:val="24"/>
-                <w:lang w:val="pt-BR"/>
-              </w:rPr>
-              <w:t>5</w:t>
-            </w:r>
-            <w:r>
-              <w:rPr>
-                <w:rFonts w:ascii="Arial Narrow" w:eastAsia="Arial Narrow" w:hAnsi="Arial Narrow"/>
-                <w:color w:val="000000"/>
-                <w:sz w:val="24"/>
-                <w:szCs w:val="24"/>
-                <w:lang w:val="pt-BR"/>
-              </w:rPr>
-              <w:t>, Pasal 9, Pasal 1</w:t>
-            </w:r>
-            <w:r>
-              <w:rPr>
-                <w:rFonts w:ascii="Arial Narrow" w:eastAsia="Arial Narrow" w:hAnsi="Arial Narrow"/>
-                <w:color w:val="000000"/>
-                <w:sz w:val="24"/>
-                <w:szCs w:val="24"/>
-                <w:lang w:val="pt-BR"/>
-              </w:rPr>
-              <w:t>02</w:t>
-            </w:r>
-            <w:r>
-              <w:rPr>
-                <w:rFonts w:ascii="Arial Narrow" w:eastAsia="Arial Narrow" w:hAnsi="Arial Narrow"/>
-                <w:color w:val="000000"/>
-                <w:sz w:val="24"/>
-                <w:szCs w:val="24"/>
-                <w:lang w:val="pt-BR"/>
-              </w:rPr>
-              <w:t>, Pasal 1</w:t>
-            </w:r>
-            <w:r>
-              <w:rPr>
-                <w:rFonts w:ascii="Arial Narrow" w:eastAsia="Arial Narrow" w:hAnsi="Arial Narrow"/>
-                <w:color w:val="000000"/>
-                <w:sz w:val="24"/>
-                <w:szCs w:val="24"/>
-                <w:lang w:val="pt-BR"/>
-              </w:rPr>
-              <w:t>03</w:t>
-            </w:r>
-            <w:r>
-              <w:rPr>
-                <w:rFonts w:ascii="Arial Narrow" w:eastAsia="Arial Narrow" w:hAnsi="Arial Narrow"/>
-                <w:color w:val="000000"/>
-                <w:sz w:val="24"/>
-                <w:szCs w:val="24"/>
-                <w:lang w:val="pt-BR"/>
-              </w:rPr>
-              <w:t>, Pasal 10</w:t>
-            </w:r>
-            <w:r>
-              <w:rPr>
-                <w:rFonts w:ascii="Arial Narrow" w:eastAsia="Arial Narrow" w:hAnsi="Arial Narrow"/>
-                <w:color w:val="000000"/>
-                <w:sz w:val="24"/>
-                <w:szCs w:val="24"/>
-                <w:lang w:val="pt-BR"/>
-              </w:rPr>
-              <w:t>4</w:t>
-            </w:r>
-            <w:r>
-              <w:rPr>
-                <w:rFonts w:ascii="Arial Narrow" w:eastAsia="Arial Narrow" w:hAnsi="Arial Narrow"/>
-                <w:color w:val="000000"/>
-                <w:sz w:val="24"/>
-                <w:szCs w:val="24"/>
-                <w:lang w:val="pt-BR"/>
-              </w:rPr>
-              <w:t xml:space="preserve">, </w:t>
-            </w:r>
-            <w:r>
-              <w:rPr>
-                <w:rFonts w:ascii="Arial Narrow" w:eastAsia="Arial Narrow" w:hAnsi="Arial Narrow"/>
-                <w:color w:val="000000"/>
-                <w:sz w:val="24"/>
-                <w:szCs w:val="24"/>
-                <w:lang w:val="pt-BR"/>
-              </w:rPr>
-              <w:t xml:space="preserve">dan </w:t>
-            </w:r>
-            <w:r>
-              <w:rPr>
-                <w:rFonts w:ascii="Arial Narrow" w:eastAsia="Arial Narrow" w:hAnsi="Arial Narrow"/>
-                <w:color w:val="000000"/>
-                <w:sz w:val="24"/>
-                <w:szCs w:val="24"/>
-                <w:lang w:val="pt-BR"/>
-              </w:rPr>
-              <w:t>Pasal 1</w:t>
-            </w:r>
-            <w:r>
-              <w:rPr>
-                <w:rFonts w:ascii="Arial Narrow" w:eastAsia="Arial Narrow" w:hAnsi="Arial Narrow"/>
-                <w:color w:val="000000"/>
-                <w:sz w:val="24"/>
-                <w:szCs w:val="24"/>
-                <w:lang w:val="pt-BR"/>
-              </w:rPr>
-              <w:t>08 Undang-Undang Nomor 8 Tahun 1981 tentang Hukum Acara Pidana</w:t>
-            </w:r>
-            <w:r>
-              <w:rPr>
-                <w:rFonts w:ascii="Arial Narrow" w:eastAsia="Arial Narrow" w:hAnsi="Arial Narrow"/>
-                <w:color w:val="000000"/>
-                <w:sz w:val="24"/>
-                <w:szCs w:val="24"/>
-                <w:lang w:val="pt-BR"/>
-              </w:rPr>
-              <w:t>.</w:t>
+              </w:rPr>
+              <w:t>Undang-Undang Nomor 2 Tahun 2002 tentang Kepolisian Negara Republik Indonesia;</w:t>
             </w:r>
           </w:p>
         </w:tc>
@@ -867,19 +726,20 @@
             <w:pPr>
               <w:jc w:val="both"/>
               <w:rPr>
-                <w:rFonts w:ascii="Arial Narrow" w:hAnsi="Arial Narrow"/>
-                <w:sz w:val="24"/>
-                <w:szCs w:val="24"/>
-              </w:rPr>
-            </w:pPr>
-            <w:r>
-              <w:rPr>
-                <w:rFonts w:ascii="Arial Narrow" w:eastAsia="Arial Narrow" w:hAnsi="Arial Narrow"/>
-                <w:color w:val="000000"/>
-                <w:sz w:val="24"/>
-                <w:szCs w:val="24"/>
-              </w:rPr>
-              <w:t>Undang-undang No.2 tahun 2002 tentang Kepolisian Negara Republik Indonesia.</w:t>
+                <w:rFonts w:ascii="Arial Narrow" w:eastAsia="Arial Narrow" w:hAnsi="Arial Narrow"/>
+                <w:color w:val="000000"/>
+                <w:sz w:val="24"/>
+                <w:szCs w:val="24"/>
+              </w:rPr>
+            </w:pPr>
+            <w:r>
+              <w:rPr>
+                <w:rFonts w:ascii="Arial Narrow" w:eastAsia="Arial Narrow" w:hAnsi="Arial Narrow"/>
+                <w:color w:val="000000"/>
+                <w:sz w:val="24"/>
+                <w:szCs w:val="24"/>
+              </w:rPr>
+              <w:t>Pasal 3 dan Pasal 618 Undang-Undang Nomor 1 Tahun 2023 tentang Kitab Undang- Undang Hukum Pidana;</w:t>
             </w:r>
           </w:p>
         </w:tc>
@@ -950,16 +810,59 @@
                 <w:color w:val="000000"/>
                 <w:sz w:val="24"/>
                 <w:szCs w:val="24"/>
-              </w:rPr>
-            </w:pPr>
-            <w:r>
-              <w:rPr>
-                <w:rFonts w:ascii="Arial Narrow" w:eastAsia="Arial Narrow" w:hAnsi="Arial Narrow"/>
-                <w:color w:val="000000"/>
-                <w:sz w:val="24"/>
-                <w:szCs w:val="24"/>
-              </w:rPr>
-              <w:t>Undang-undang Republik Indonesia Nomor 22 Tahun 2009 tentang Lalu Lintas dan Angkutan Jalan</w:t>
+                <w:lang w:val="pt-BR"/>
+              </w:rPr>
+            </w:pPr>
+            <w:r>
+              <w:rPr>
+                <w:rFonts w:ascii="Arial Narrow" w:eastAsia="Arial Narrow" w:hAnsi="Arial Narrow"/>
+                <w:color w:val="000000"/>
+                <w:sz w:val="24"/>
+                <w:szCs w:val="24"/>
+                <w:lang w:val="pt-BR"/>
+              </w:rPr>
+              <w:t>Pasal 1 angka 7 dan angka 8, Pasal 5, Pasal 13, Pasal 15, Pasal 16, Pasal 17, Pasal</w:t>
+            </w:r>
+          </w:p>
+          <w:p>
+            <w:pPr>
+              <w:jc w:val="both"/>
+              <w:rPr>
+                <w:rFonts w:ascii="Arial Narrow" w:eastAsia="Arial Narrow" w:hAnsi="Arial Narrow"/>
+                <w:color w:val="000000"/>
+                <w:sz w:val="24"/>
+                <w:szCs w:val="24"/>
+              </w:rPr>
+            </w:pPr>
+            <w:r>
+              <w:rPr>
+                <w:rFonts w:ascii="Arial Narrow" w:eastAsia="Arial Narrow" w:hAnsi="Arial Narrow"/>
+                <w:color w:val="000000"/>
+                <w:sz w:val="24"/>
+                <w:szCs w:val="24"/>
+              </w:rPr>
+              <w:t>18, Pasal 19, Pasal 20, Pasal 21, Pasal 327, Pasal 360 dan Pasal 361 Undang-Undang</w:t>
+            </w:r>
+            <w:r>
+              <w:rPr>
+                <w:rFonts w:ascii="Arial Narrow" w:eastAsia="Arial Narrow" w:hAnsi="Arial Narrow"/>
+                <w:color w:val="000000"/>
+                <w:sz w:val="24"/>
+                <w:szCs w:val="24"/>
+              </w:rPr>
+              <w:t xml:space="preserve"> </w:t>
+            </w:r>
+            <w:r>
+              <w:t xml:space="preserve"> </w:t>
+            </w:r>
+            <w:r>
+              <w:rPr>
+                <w:rFonts w:ascii="Arial Narrow" w:eastAsia="Arial Narrow" w:hAnsi="Arial Narrow"/>
+                <w:color w:val="000000"/>
+                <w:sz w:val="24"/>
+                <w:szCs w:val="24"/>
+              </w:rPr>
+              <w:t>Nomor 20 Tahun 2025 tentang Kitab Undang-Undang Hukum Acara Pidana;</w:t>
             </w:r>
           </w:p>
         </w:tc>
@@ -1022,7 +925,7 @@
                 <w:sz w:val="24"/>
                 <w:szCs w:val="24"/>
               </w:rPr>
-              <w:t xml:space="preserve">. </w:t>
+              <w:t>.</w:t>
             </w:r>
           </w:p>
         </w:tc>
@@ -1047,61 +950,7 @@
                 <w:sz w:val="24"/>
                 <w:szCs w:val="24"/>
               </w:rPr>
-              <w:t>Laporan Polisi No.</w:t>
-            </w:r>
-            <w:r>
-              <w:rPr>
-                <w:rFonts w:ascii="Arial Narrow" w:eastAsia="Arial Narrow" w:hAnsi="Arial Narrow"/>
-                <w:color w:val="000000"/>
-                <w:sz w:val="24"/>
-                <w:szCs w:val="24"/>
-              </w:rPr>
-              <w:t>${no_lp}</w:t>
-            </w:r>
-            <w:r>
-              <w:rPr>
-                <w:rFonts w:ascii="Arial Narrow" w:eastAsia="Arial Narrow" w:hAnsi="Arial Narrow"/>
-                <w:color w:val="000000"/>
-                <w:sz w:val="24"/>
-                <w:szCs w:val="24"/>
-              </w:rPr>
-              <w:t xml:space="preserve">, tanggal </w:t>
-            </w:r>
-            <w:r>
-              <w:rPr>
-                <w:rFonts w:ascii="Arial Narrow" w:eastAsia="Arial Narrow" w:hAnsi="Arial Narrow"/>
-                <w:color w:val="000000"/>
-                <w:sz w:val="24"/>
-                <w:szCs w:val="24"/>
-              </w:rPr>
-              <w:t>${</w:t>
-            </w:r>
-            <w:r>
-              <w:rPr>
-                <w:rFonts w:ascii="Arial Narrow" w:eastAsia="Arial Narrow" w:hAnsi="Arial Narrow"/>
-                <w:color w:val="000000"/>
-                <w:sz w:val="24"/>
-                <w:szCs w:val="24"/>
-              </w:rPr>
-              <w:t>report</w:t>
-            </w:r>
-            <w:r>
-              <w:rPr>
-                <w:rFonts w:ascii="Arial Narrow" w:eastAsia="Arial Narrow" w:hAnsi="Arial Narrow"/>
-                <w:color w:val="000000"/>
-                <w:sz w:val="24"/>
-                <w:szCs w:val="24"/>
-              </w:rPr>
-              <w:t>_date}</w:t>
-            </w:r>
-            <w:r>
-              <w:rPr>
-                <w:rFonts w:ascii="Arial Narrow" w:eastAsia="Arial Narrow" w:hAnsi="Arial Narrow"/>
-                <w:color w:val="000000"/>
-                <w:sz w:val="24"/>
-                <w:szCs w:val="24"/>
-              </w:rPr>
-              <w:t>.</w:t>
+              <w:t>Undang-undang Republik Indonesia Nomor 22 Tahun 2009 tentang Lalu Lintas dan Angkutan Jalan</w:t>
             </w:r>
           </w:p>
         </w:tc>
@@ -1109,6 +958,148 @@
       <w:tr>
         <w:tc>
           <w:tcPr>
+            <w:tcW w:w="1435" w:type="dxa"/>
+          </w:tcPr>
+          <w:p>
+            <w:pPr>
+              <w:jc w:val="both"/>
+              <w:rPr>
+                <w:rFonts w:ascii="Arial Narrow" w:hAnsi="Arial Narrow"/>
+                <w:sz w:val="24"/>
+                <w:szCs w:val="24"/>
+              </w:rPr>
+            </w:pPr>
+          </w:p>
+        </w:tc>
+        <w:tc>
+          <w:tcPr>
+            <w:tcW w:w="266" w:type="dxa"/>
+          </w:tcPr>
+          <w:p>
+            <w:pPr>
+              <w:jc w:val="both"/>
+              <w:rPr>
+                <w:rFonts w:ascii="Arial Narrow" w:hAnsi="Arial Narrow"/>
+                <w:sz w:val="24"/>
+                <w:szCs w:val="24"/>
+              </w:rPr>
+            </w:pPr>
+          </w:p>
+        </w:tc>
+        <w:tc>
+          <w:tcPr>
+            <w:tcW w:w="284" w:type="dxa"/>
+          </w:tcPr>
+          <w:p>
+            <w:pPr>
+              <w:jc w:val="both"/>
+              <w:rPr>
+                <w:rFonts w:ascii="Arial Narrow" w:hAnsi="Arial Narrow"/>
+                <w:sz w:val="24"/>
+                <w:szCs w:val="24"/>
+              </w:rPr>
+            </w:pPr>
+            <w:r>
+              <w:rPr>
+                <w:rFonts w:ascii="Arial Narrow" w:hAnsi="Arial Narrow"/>
+                <w:sz w:val="24"/>
+                <w:szCs w:val="24"/>
+              </w:rPr>
+              <w:t>5</w:t>
+            </w:r>
+            <w:r>
+              <w:rPr>
+                <w:rFonts w:ascii="Arial Narrow" w:hAnsi="Arial Narrow"/>
+                <w:sz w:val="24"/>
+                <w:szCs w:val="24"/>
+              </w:rPr>
+              <w:t xml:space="preserve">. </w:t>
+            </w:r>
+          </w:p>
+        </w:tc>
+        <w:tc>
+          <w:tcPr>
+            <w:tcW w:w="7652" w:type="dxa"/>
+          </w:tcPr>
+          <w:p>
+            <w:pPr>
+              <w:jc w:val="both"/>
+              <w:rPr>
+                <w:rFonts w:ascii="Arial Narrow" w:eastAsia="Arial Narrow" w:hAnsi="Arial Narrow"/>
+                <w:color w:val="000000"/>
+                <w:sz w:val="24"/>
+                <w:szCs w:val="24"/>
+              </w:rPr>
+            </w:pPr>
+            <w:r>
+              <w:rPr>
+                <w:rFonts w:ascii="Arial Narrow" w:eastAsia="Arial Narrow" w:hAnsi="Arial Narrow"/>
+                <w:color w:val="000000"/>
+                <w:sz w:val="24"/>
+                <w:szCs w:val="24"/>
+              </w:rPr>
+              <w:t>Laporan Polisi No.</w:t>
+            </w:r>
+            <w:r>
+              <w:rPr>
+                <w:rFonts w:ascii="Arial Narrow" w:eastAsia="Arial Narrow" w:hAnsi="Arial Narrow"/>
+                <w:color w:val="000000"/>
+                <w:sz w:val="24"/>
+                <w:szCs w:val="24"/>
+              </w:rPr>
+              <w:t>${no_lp}</w:t>
+            </w:r>
+            <w:r>
+              <w:rPr>
+                <w:rFonts w:ascii="Arial Narrow" w:eastAsia="Arial Narrow" w:hAnsi="Arial Narrow"/>
+                <w:color w:val="000000"/>
+                <w:sz w:val="24"/>
+                <w:szCs w:val="24"/>
+              </w:rPr>
+              <w:t xml:space="preserve">, tanggal </w:t>
+            </w:r>
+            <w:r>
+              <w:rPr>
+                <w:rFonts w:ascii="Arial Narrow" w:eastAsia="Arial Narrow" w:hAnsi="Arial Narrow"/>
+                <w:color w:val="000000"/>
+                <w:sz w:val="24"/>
+                <w:szCs w:val="24"/>
+              </w:rPr>
+              <w:t>${</w:t>
+            </w:r>
+            <w:r>
+              <w:rPr>
+                <w:rFonts w:ascii="Arial Narrow" w:eastAsia="Arial Narrow" w:hAnsi="Arial Narrow"/>
+                <w:color w:val="000000"/>
+                <w:sz w:val="24"/>
+                <w:szCs w:val="24"/>
+              </w:rPr>
+              <w:t>report</w:t>
+            </w:r>
+            <w:r>
+              <w:rPr>
+                <w:rFonts w:ascii="Arial Narrow" w:eastAsia="Arial Narrow" w:hAnsi="Arial Narrow"/>
+                <w:color w:val="000000"/>
+                <w:sz w:val="24"/>
+                <w:szCs w:val="24"/>
+              </w:rPr>
+              <w:t>_date}</w:t>
+            </w:r>
+            <w:r>
+              <w:rPr>
+                <w:rFonts w:ascii="Arial Narrow" w:eastAsia="Arial Narrow" w:hAnsi="Arial Narrow"/>
+                <w:color w:val="000000"/>
+                <w:sz w:val="24"/>
+                <w:szCs w:val="24"/>
+              </w:rPr>
+              <w:t>.</w:t>
+            </w:r>
+          </w:p>
+        </w:tc>
+      </w:tr>
+      <w:tr>
+        <w:tc>
+          <w:tcPr>
             <w:tcW w:w="9637" w:type="dxa"/>
             <w:gridSpan w:val="4"/>
           </w:tcPr>
@@ -1139,6 +1130,7 @@
                 <w:color w:val="000000"/>
                 <w:sz w:val="24"/>
                 <w:szCs w:val="24"/>
+                <w:lang w:val="pt-BR"/>
               </w:rPr>
             </w:pPr>
             <w:r>
@@ -1148,6 +1140,7 @@
                 <w:color w:val="000000"/>
                 <w:sz w:val="24"/>
                 <w:szCs w:val="24"/>
+                <w:lang w:val="pt-BR"/>
               </w:rPr>
               <w:t>D I P E R I N T A H K A N</w:t>
             </w:r>
@@ -1162,6 +1155,7 @@
           <w:rFonts w:ascii="Arial Narrow" w:hAnsi="Arial Narrow"/>
           <w:sz w:val="16"/>
           <w:szCs w:val="16"/>
+          <w:lang w:val="pt-BR"/>
         </w:rPr>
       </w:pPr>
     </w:p>
@@ -1270,8 +1264,6 @@
             </w:tblPr>
             <w:tblGrid>
               <w:gridCol w:w="284"/>
-              <w:gridCol w:w="1276"/>
-              <w:gridCol w:w="283"/>
               <w:gridCol w:w="6073"/>
             </w:tblGrid>
             <w:tr>
@@ -1307,52 +1299,6 @@
               </w:tc>
               <w:tc>
                 <w:tcPr>
-                  <w:tcW w:w="1276" w:type="dxa"/>
-                </w:tcPr>
-                <w:p>
-                  <w:pPr>
-                    <w:rPr>
-                      <w:rFonts w:ascii="Arial Narrow" w:hAnsi="Arial Narrow"/>
-                      <w:sz w:val="24"/>
-                      <w:szCs w:val="24"/>
-                    </w:rPr>
-                  </w:pPr>
-                  <w:r>
-                    <w:rPr>
-                      <w:rFonts w:ascii="Arial Narrow" w:hAnsi="Arial Narrow"/>
-                      <w:sz w:val="24"/>
-                      <w:szCs w:val="24"/>
-                    </w:rPr>
-                    <w:t>Nama</w:t>
-                  </w:r>
-                </w:p>
-              </w:tc>
-              <w:tc>
-                <w:tcPr>
-                  <w:tcW w:w="283" w:type="dxa"/>
-                </w:tcPr>
-                <w:p>
-                  <w:pPr>
-                    <w:rPr>
-                      <w:rFonts w:ascii="Arial Narrow" w:hAnsi="Arial Narrow"/>
-                      <w:sz w:val="24"/>
-                      <w:szCs w:val="24"/>
-                    </w:rPr>
-                  </w:pPr>
-                  <w:r>
-                    <w:rPr>
-                      <w:rFonts w:ascii="Arial Narrow" w:eastAsia="Arial Narrow" w:hAnsi="Arial Narrow"/>
-                      <w:bCs/>
-                      <w:color w:val="000000"/>
-                      <w:sz w:val="24"/>
-                      <w:szCs w:val="24"/>
-                    </w:rPr>
-                    <w:t>:</w:t>
-                  </w:r>
-                </w:p>
-              </w:tc>
-              <w:tc>
-                <w:tcPr>
                   <w:tcW w:w="6073" w:type="dxa"/>
                 </w:tcPr>
                 <w:p>
@@ -1361,8 +1307,18 @@
                       <w:rFonts w:ascii="Arial Narrow" w:hAnsi="Arial Narrow"/>
                       <w:sz w:val="24"/>
                       <w:szCs w:val="24"/>
+                      <w:u w:val="single"/>
                     </w:rPr>
                   </w:pPr>
+                  <w:r>
+                    <w:rPr>
+                      <w:rFonts w:ascii="Arial Narrow" w:hAnsi="Arial Narrow"/>
+                      <w:sz w:val="24"/>
+                      <w:szCs w:val="24"/>
+                      <w:u w:val="single"/>
+                    </w:rPr>
+                    <w:t xml:space="preserve">${rank_id} </w:t>
+                  </w:r>
                   <w:r>
                     <w:rPr>
                       <w:rFonts w:ascii="Arial Narrow" w:eastAsia="Arial Narrow" w:hAnsi="Arial Narrow"/>
@@ -1370,91 +1326,18 @@
                       <w:color w:val="000000"/>
                       <w:sz w:val="24"/>
                       <w:szCs w:val="24"/>
-                    </w:rPr>
-                    <w:t>${first_name} ${last_name}</w:t>
+                      <w:u w:val="single"/>
+                    </w:rPr>
+                    <w:t xml:space="preserve">${first_name} ${last_name} NRP. </w:t>
                   </w:r>
-                </w:p>
-              </w:tc>
-            </w:tr>
-            <w:tr>
-              <w:tc>
-                <w:tcPr>
-                  <w:tcW w:w="284" w:type="dxa"/>
-                </w:tcPr>
-                <w:p>
-                  <w:pPr>
+                  <w:r>
                     <w:rPr>
                       <w:rFonts w:ascii="Arial Narrow" w:hAnsi="Arial Narrow"/>
                       <w:sz w:val="24"/>
                       <w:szCs w:val="24"/>
-                    </w:rPr>
-                  </w:pPr>
-                </w:p>
-              </w:tc>
-              <w:tc>
-                <w:tcPr>
-                  <w:tcW w:w="1276" w:type="dxa"/>
-                </w:tcPr>
-                <w:p>
-                  <w:pPr>
-                    <w:rPr>
-                      <w:rFonts w:ascii="Arial Narrow" w:hAnsi="Arial Narrow"/>
-                      <w:sz w:val="24"/>
-                      <w:szCs w:val="24"/>
-                    </w:rPr>
-                  </w:pPr>
-                  <w:r>
-                    <w:rPr>
-                      <w:rFonts w:ascii="Arial Narrow" w:hAnsi="Arial Narrow"/>
-                      <w:color w:val="000000"/>
-                      <w:sz w:val="24"/>
-                      <w:szCs w:val="24"/>
-                    </w:rPr>
-                    <w:t>Pangkat/Nrp</w:t>
-                  </w:r>
-                </w:p>
-              </w:tc>
-              <w:tc>
-                <w:tcPr>
-                  <w:tcW w:w="283" w:type="dxa"/>
-                </w:tcPr>
-                <w:p>
-                  <w:pPr>
-                    <w:rPr>
-                      <w:rFonts w:ascii="Arial Narrow" w:hAnsi="Arial Narrow"/>
-                      <w:sz w:val="24"/>
-                      <w:szCs w:val="24"/>
-                    </w:rPr>
-                  </w:pPr>
-                  <w:r>
-                    <w:rPr>
-                      <w:rFonts w:ascii="Arial Narrow" w:hAnsi="Arial Narrow"/>
-                      <w:sz w:val="24"/>
-                      <w:szCs w:val="24"/>
-                    </w:rPr>
-                    <w:t>:</w:t>
-                  </w:r>
-                </w:p>
-              </w:tc>
-              <w:tc>
-                <w:tcPr>
-                  <w:tcW w:w="6073" w:type="dxa"/>
-                </w:tcPr>
-                <w:p>
-                  <w:pPr>
-                    <w:rPr>
-                      <w:rFonts w:ascii="Arial Narrow" w:hAnsi="Arial Narrow"/>
-                      <w:sz w:val="24"/>
-                      <w:szCs w:val="24"/>
-                    </w:rPr>
-                  </w:pPr>
-                  <w:r>
-                    <w:rPr>
-                      <w:rFonts w:ascii="Arial Narrow" w:hAnsi="Arial Narrow"/>
-                      <w:sz w:val="24"/>
-                      <w:szCs w:val="24"/>
-                    </w:rPr>
-                    <w:t>${rank_id} / ${officer_id}</w:t>
+                      <w:u w:val="single"/>
+                    </w:rPr>
+                    <w:t>${officer_id}</w:t>
                   </w:r>
                 </w:p>
               </w:tc>
@@ -1475,50 +1358,6 @@
                       <w:szCs w:val="24"/>
                     </w:rPr>
                   </w:pPr>
-                </w:p>
-              </w:tc>
-              <w:tc>
-                <w:tcPr>
-                  <w:tcW w:w="1276" w:type="dxa"/>
-                </w:tcPr>
-                <w:p>
-                  <w:pPr>
-                    <w:rPr>
-                      <w:rFonts w:ascii="Arial Narrow" w:hAnsi="Arial Narrow"/>
-                      <w:sz w:val="24"/>
-                      <w:szCs w:val="24"/>
-                    </w:rPr>
-                  </w:pPr>
-                  <w:r>
-                    <w:rPr>
-                      <w:rFonts w:ascii="Arial Narrow" w:hAnsi="Arial Narrow"/>
-                      <w:sz w:val="24"/>
-                      <w:szCs w:val="24"/>
-                    </w:rPr>
-                    <w:t>Jabatan</w:t>
-                  </w:r>
-                </w:p>
-              </w:tc>
-              <w:tc>
-                <w:tcPr>
-                  <w:tcW w:w="283" w:type="dxa"/>
-                </w:tcPr>
-                <w:p>
-                  <w:pPr>
-                    <w:rPr>
-                      <w:rFonts w:ascii="Arial Narrow" w:hAnsi="Arial Narrow"/>
-                      <w:sz w:val="24"/>
-                      <w:szCs w:val="24"/>
-                    </w:rPr>
-                  </w:pPr>
-                  <w:r>
-                    <w:rPr>
-                      <w:rFonts w:ascii="Arial Narrow" w:hAnsi="Arial Narrow"/>
-                      <w:sz w:val="24"/>
-                      <w:szCs w:val="24"/>
-                    </w:rPr>
-                    <w:t>:</w:t>
-                  </w:r>
                 </w:p>
               </w:tc>
               <w:tc>
@@ -1905,25 +1744,7 @@
                 <w:sz w:val="24"/>
                 <w:szCs w:val="24"/>
               </w:rPr>
-              <w:t>Membuat Rencana Peny</w:t>
-            </w:r>
-            <w:r>
-              <w:rPr>
-                <w:rFonts w:ascii="Arial Narrow" w:eastAsia="Arial Narrow" w:hAnsi="Arial Narrow"/>
-                <w:color w:val="000000"/>
-                <w:sz w:val="24"/>
-                <w:szCs w:val="24"/>
-              </w:rPr>
-              <w:t>el</w:t>
-            </w:r>
-            <w:r>
-              <w:rPr>
-                <w:rFonts w:ascii="Arial Narrow" w:eastAsia="Arial Narrow" w:hAnsi="Arial Narrow"/>
-                <w:color w:val="000000"/>
-                <w:sz w:val="24"/>
-                <w:szCs w:val="24"/>
-              </w:rPr>
-              <w:t>idikan.</w:t>
+              <w:t>membuat rencana penyelidikan yang diajukan kepada penyidik, minimal memuat: surat perintah penyelidikan; jumlah dan identitas penyelidik yang akan melaksanakan penyelidikan; obyek, sasaran dan target hasil penyelidikan; kegiaan dan metode yang akan dilakukan dalam penyelidikan; waktu yang diperlukan dalam pelaksanaan penyelidikan; dan kebutuhan anggaran penyelidikan;</w:t>
             </w:r>
           </w:p>
         </w:tc>
@@ -2012,43 +1833,7 @@
                 <w:sz w:val="24"/>
                 <w:szCs w:val="24"/>
               </w:rPr>
-              <w:t>Melaporkan setiap perkembangan pelaksanaan peny</w:t>
-            </w:r>
-            <w:r>
-              <w:rPr>
-                <w:rFonts w:ascii="Arial Narrow" w:eastAsia="Arial Narrow" w:hAnsi="Arial Narrow"/>
-                <w:color w:val="000000"/>
-                <w:sz w:val="24"/>
-                <w:szCs w:val="24"/>
-              </w:rPr>
-              <w:t>el</w:t>
-            </w:r>
-            <w:r>
-              <w:rPr>
-                <w:rFonts w:ascii="Arial Narrow" w:eastAsia="Arial Narrow" w:hAnsi="Arial Narrow"/>
-                <w:color w:val="000000"/>
-                <w:sz w:val="24"/>
-                <w:szCs w:val="24"/>
-              </w:rPr>
-              <w:t xml:space="preserve">idikan tindak pidana tersebut kepada </w:t>
-            </w:r>
-            <w:r>
-              <w:rPr>
-                <w:rFonts w:ascii="Arial Narrow" w:eastAsia="Arial Narrow" w:hAnsi="Arial Narrow"/>
-                <w:color w:val="000000"/>
-                <w:sz w:val="24"/>
-                <w:szCs w:val="24"/>
-              </w:rPr>
-              <w:t>${officer_signature_sebagai_kepala}</w:t>
-            </w:r>
-            <w:r>
-              <w:rPr>
-                <w:rFonts w:ascii="Arial Narrow" w:eastAsia="Arial Narrow" w:hAnsi="Arial Narrow"/>
-                <w:color w:val="000000"/>
-                <w:sz w:val="24"/>
-                <w:szCs w:val="24"/>
-              </w:rPr>
-              <w:t>.</w:t>
+              <w:t>dalam melakukan tugas penyelidikan, penyelidik wajib menunjukkan tanda pengenal, membuat berita acara mengenai tindakan yang dilakukan dan membuat laporan hasil penyelidikan secara tertulis kepada penyidik minimal memuat: tempat dan waktu; kegiatan penyelidikan; hasil penyelidikan; hambatan; dan pendapat/saran;</w:t>
             </w:r>
           </w:p>
         </w:tc>
@@ -2137,6 +1922,293 @@
                 <w:sz w:val="24"/>
                 <w:szCs w:val="24"/>
               </w:rPr>
+              <w:t>melakukan gelar perkara terhadap hasil penyelidikan untuk memutuskan starus peristiwa yang dimuat dalam hasil penyelidikan merupakan tindak pidana atau bukan tindak pidana. Dalam hal penyidik memutuskan status peristiwa tersebut merupakan tindak pidana, penyidik menindaklanjuti peristiwa tersebut ke tahap penyidikan. Dalam hal penyidik memutuskan status peristiwa tersebut bukan merupakan tindak pidana, penyidik menghentikan penyelidikan. Dalam hal penyidik memutuskan status peristiwa tersebut merupakan tindak pidana, namun bukan kewenangan penyidik yang bersangkutan, penyidik yang bersangkutan melimpahkan berkas perkara hasil penyelidikan kepada instansi yang berwenang;</w:t>
+            </w:r>
+          </w:p>
+        </w:tc>
+      </w:tr>
+      <w:tr>
+        <w:tc>
+          <w:tcPr>
+            <w:tcW w:w="1435" w:type="dxa"/>
+          </w:tcPr>
+          <w:p>
+            <w:pPr>
+              <w:jc w:val="both"/>
+              <w:rPr>
+                <w:rFonts w:ascii="Arial Narrow" w:eastAsia="Arial Narrow" w:hAnsi="Arial Narrow"/>
+                <w:bCs/>
+                <w:color w:val="000000"/>
+                <w:sz w:val="24"/>
+                <w:szCs w:val="24"/>
+              </w:rPr>
+            </w:pPr>
+          </w:p>
+        </w:tc>
+        <w:tc>
+          <w:tcPr>
+            <w:tcW w:w="266" w:type="dxa"/>
+          </w:tcPr>
+          <w:p>
+            <w:pPr>
+              <w:jc w:val="both"/>
+              <w:rPr>
+                <w:rFonts w:ascii="Arial Narrow" w:eastAsia="Arial Narrow" w:hAnsi="Arial Narrow"/>
+                <w:bCs/>
+                <w:color w:val="000000"/>
+                <w:sz w:val="24"/>
+                <w:szCs w:val="24"/>
+              </w:rPr>
+            </w:pPr>
+          </w:p>
+        </w:tc>
+        <w:tc>
+          <w:tcPr>
+            <w:tcW w:w="284" w:type="dxa"/>
+          </w:tcPr>
+          <w:p>
+            <w:pPr>
+              <w:jc w:val="both"/>
+              <w:rPr>
+                <w:rFonts w:ascii="Arial Narrow" w:eastAsia="Arial Narrow" w:hAnsi="Arial Narrow"/>
+                <w:bCs/>
+                <w:color w:val="000000"/>
+                <w:sz w:val="24"/>
+                <w:szCs w:val="24"/>
+              </w:rPr>
+            </w:pPr>
+            <w:r>
+              <w:rPr>
+                <w:rFonts w:ascii="Arial Narrow" w:eastAsia="Arial Narrow" w:hAnsi="Arial Narrow"/>
+                <w:bCs/>
+                <w:color w:val="000000"/>
+                <w:sz w:val="24"/>
+                <w:szCs w:val="24"/>
+              </w:rPr>
+              <w:t>4</w:t>
+            </w:r>
+            <w:r>
+              <w:rPr>
+                <w:rFonts w:ascii="Arial Narrow" w:eastAsia="Arial Narrow" w:hAnsi="Arial Narrow"/>
+                <w:bCs/>
+                <w:color w:val="000000"/>
+                <w:sz w:val="24"/>
+                <w:szCs w:val="24"/>
+              </w:rPr>
+              <w:t>.</w:t>
+            </w:r>
+          </w:p>
+        </w:tc>
+        <w:tc>
+          <w:tcPr>
+            <w:tcW w:w="7652" w:type="dxa"/>
+            <w:gridSpan w:val="2"/>
+          </w:tcPr>
+          <w:p>
+            <w:pPr>
+              <w:jc w:val="both"/>
+              <w:rPr>
+                <w:rFonts w:ascii="Arial Narrow" w:eastAsia="Arial Narrow" w:hAnsi="Arial Narrow"/>
+                <w:color w:val="000000"/>
+                <w:sz w:val="24"/>
+                <w:szCs w:val="24"/>
+              </w:rPr>
+            </w:pPr>
+            <w:r>
+              <w:rPr>
+                <w:rFonts w:ascii="Arial Narrow" w:eastAsia="Arial Narrow" w:hAnsi="Arial Narrow"/>
+                <w:color w:val="000000"/>
+                <w:sz w:val="24"/>
+                <w:szCs w:val="24"/>
+              </w:rPr>
+              <w:t>Dalam melaksanakan tugas penyelidikan, penyelidik dikoordinasikan, diawasi dan diberi petunjuk oleh penyidik;</w:t>
+            </w:r>
+          </w:p>
+        </w:tc>
+      </w:tr>
+      <w:tr>
+        <w:tc>
+          <w:tcPr>
+            <w:tcW w:w="1435" w:type="dxa"/>
+          </w:tcPr>
+          <w:p>
+            <w:pPr>
+              <w:jc w:val="both"/>
+              <w:rPr>
+                <w:rFonts w:ascii="Arial Narrow" w:eastAsia="Arial Narrow" w:hAnsi="Arial Narrow"/>
+                <w:bCs/>
+                <w:color w:val="000000"/>
+                <w:sz w:val="24"/>
+                <w:szCs w:val="24"/>
+              </w:rPr>
+            </w:pPr>
+          </w:p>
+        </w:tc>
+        <w:tc>
+          <w:tcPr>
+            <w:tcW w:w="266" w:type="dxa"/>
+          </w:tcPr>
+          <w:p>
+            <w:pPr>
+              <w:jc w:val="both"/>
+              <w:rPr>
+                <w:rFonts w:ascii="Arial Narrow" w:eastAsia="Arial Narrow" w:hAnsi="Arial Narrow"/>
+                <w:bCs/>
+                <w:color w:val="000000"/>
+                <w:sz w:val="24"/>
+                <w:szCs w:val="24"/>
+              </w:rPr>
+            </w:pPr>
+          </w:p>
+        </w:tc>
+        <w:tc>
+          <w:tcPr>
+            <w:tcW w:w="284" w:type="dxa"/>
+          </w:tcPr>
+          <w:p>
+            <w:pPr>
+              <w:jc w:val="both"/>
+              <w:rPr>
+                <w:rFonts w:ascii="Arial Narrow" w:eastAsia="Arial Narrow" w:hAnsi="Arial Narrow"/>
+                <w:bCs/>
+                <w:color w:val="000000"/>
+                <w:sz w:val="24"/>
+                <w:szCs w:val="24"/>
+              </w:rPr>
+            </w:pPr>
+            <w:r>
+              <w:rPr>
+                <w:rFonts w:ascii="Arial Narrow" w:eastAsia="Arial Narrow" w:hAnsi="Arial Narrow"/>
+                <w:bCs/>
+                <w:color w:val="000000"/>
+                <w:sz w:val="24"/>
+                <w:szCs w:val="24"/>
+              </w:rPr>
+              <w:t>5.</w:t>
+            </w:r>
+          </w:p>
+        </w:tc>
+        <w:tc>
+          <w:tcPr>
+            <w:tcW w:w="7652" w:type="dxa"/>
+            <w:gridSpan w:val="2"/>
+          </w:tcPr>
+          <w:p>
+            <w:pPr>
+              <w:jc w:val="both"/>
+              <w:rPr>
+                <w:rFonts w:ascii="Arial Narrow" w:eastAsia="Arial Narrow" w:hAnsi="Arial Narrow"/>
+                <w:color w:val="000000"/>
+                <w:sz w:val="24"/>
+                <w:szCs w:val="24"/>
+              </w:rPr>
+            </w:pPr>
+            <w:r>
+              <w:rPr>
+                <w:rFonts w:ascii="Arial Narrow" w:eastAsia="Arial Narrow" w:hAnsi="Arial Narrow"/>
+                <w:color w:val="000000"/>
+                <w:sz w:val="24"/>
+                <w:szCs w:val="24"/>
+              </w:rPr>
+              <w:t>melakukan koordinasi dengan instansi atau pihak terkait;</w:t>
+            </w:r>
+          </w:p>
+        </w:tc>
+      </w:tr>
+      <w:tr>
+        <w:tc>
+          <w:tcPr>
+            <w:tcW w:w="1435" w:type="dxa"/>
+          </w:tcPr>
+          <w:p>
+            <w:pPr>
+              <w:jc w:val="both"/>
+              <w:rPr>
+                <w:rFonts w:ascii="Arial Narrow" w:eastAsia="Arial Narrow" w:hAnsi="Arial Narrow"/>
+                <w:bCs/>
+                <w:color w:val="000000"/>
+                <w:sz w:val="24"/>
+                <w:szCs w:val="24"/>
+              </w:rPr>
+            </w:pPr>
+          </w:p>
+        </w:tc>
+        <w:tc>
+          <w:tcPr>
+            <w:tcW w:w="266" w:type="dxa"/>
+          </w:tcPr>
+          <w:p>
+            <w:pPr>
+              <w:jc w:val="both"/>
+              <w:rPr>
+                <w:rFonts w:ascii="Arial Narrow" w:eastAsia="Arial Narrow" w:hAnsi="Arial Narrow"/>
+                <w:bCs/>
+                <w:color w:val="000000"/>
+                <w:sz w:val="24"/>
+                <w:szCs w:val="24"/>
+              </w:rPr>
+            </w:pPr>
+          </w:p>
+        </w:tc>
+        <w:tc>
+          <w:tcPr>
+            <w:tcW w:w="284" w:type="dxa"/>
+          </w:tcPr>
+          <w:p>
+            <w:pPr>
+              <w:jc w:val="both"/>
+              <w:rPr>
+                <w:rFonts w:ascii="Arial Narrow" w:eastAsia="Arial Narrow" w:hAnsi="Arial Narrow"/>
+                <w:bCs/>
+                <w:color w:val="000000"/>
+                <w:sz w:val="24"/>
+                <w:szCs w:val="24"/>
+              </w:rPr>
+            </w:pPr>
+            <w:r>
+              <w:rPr>
+                <w:rFonts w:ascii="Arial Narrow" w:eastAsia="Arial Narrow" w:hAnsi="Arial Narrow"/>
+                <w:bCs/>
+                <w:color w:val="000000"/>
+                <w:sz w:val="24"/>
+                <w:szCs w:val="24"/>
+              </w:rPr>
+              <w:t>6</w:t>
+            </w:r>
+            <w:r>
+              <w:rPr>
+                <w:rFonts w:ascii="Arial Narrow" w:eastAsia="Arial Narrow" w:hAnsi="Arial Narrow"/>
+                <w:bCs/>
+                <w:color w:val="000000"/>
+                <w:sz w:val="24"/>
+                <w:szCs w:val="24"/>
+              </w:rPr>
+              <w:t>.</w:t>
+            </w:r>
+          </w:p>
+        </w:tc>
+        <w:tc>
+          <w:tcPr>
+            <w:tcW w:w="7652" w:type="dxa"/>
+            <w:gridSpan w:val="2"/>
+          </w:tcPr>
+          <w:p>
+            <w:pPr>
+              <w:jc w:val="both"/>
+              <w:rPr>
+                <w:rFonts w:ascii="Arial Narrow" w:eastAsia="Arial Narrow" w:hAnsi="Arial Narrow"/>
+                <w:color w:val="000000"/>
+                <w:sz w:val="24"/>
+                <w:szCs w:val="24"/>
+              </w:rPr>
+            </w:pPr>
+            <w:r>
+              <w:rPr>
+                <w:rFonts w:ascii="Arial Narrow" w:eastAsia="Arial Narrow" w:hAnsi="Arial Narrow"/>
+                <w:color w:val="000000"/>
+                <w:sz w:val="24"/>
+                <w:szCs w:val="24"/>
+              </w:rPr>
               <w:t>Surat Perintah ini berlaku sejak tanggal dikeluarka</w:t>
             </w:r>
             <w:r>
@@ -2156,6 +2228,95 @@
                 <w:szCs w:val="24"/>
               </w:rPr>
               <w:t xml:space="preserve"> ${letter_end_date}</w:t>
+            </w:r>
+          </w:p>
+        </w:tc>
+      </w:tr>
+      <w:tr>
+        <w:tc>
+          <w:tcPr>
+            <w:tcW w:w="1435" w:type="dxa"/>
+          </w:tcPr>
+          <w:p>
+            <w:pPr>
+              <w:jc w:val="both"/>
+              <w:rPr>
+                <w:rFonts w:ascii="Arial Narrow" w:eastAsia="Arial Narrow" w:hAnsi="Arial Narrow"/>
+                <w:bCs/>
+                <w:color w:val="000000"/>
+                <w:sz w:val="24"/>
+                <w:szCs w:val="24"/>
+              </w:rPr>
+            </w:pPr>
+          </w:p>
+        </w:tc>
+        <w:tc>
+          <w:tcPr>
+            <w:tcW w:w="266" w:type="dxa"/>
+          </w:tcPr>
+          <w:p>
+            <w:pPr>
+              <w:jc w:val="both"/>
+              <w:rPr>
+                <w:rFonts w:ascii="Arial Narrow" w:eastAsia="Arial Narrow" w:hAnsi="Arial Narrow"/>
+                <w:bCs/>
+                <w:color w:val="000000"/>
+                <w:sz w:val="24"/>
+                <w:szCs w:val="24"/>
+              </w:rPr>
+            </w:pPr>
+          </w:p>
+        </w:tc>
+        <w:tc>
+          <w:tcPr>
+            <w:tcW w:w="284" w:type="dxa"/>
+          </w:tcPr>
+          <w:p>
+            <w:pPr>
+              <w:jc w:val="both"/>
+              <w:rPr>
+                <w:rFonts w:ascii="Arial Narrow" w:eastAsia="Arial Narrow" w:hAnsi="Arial Narrow"/>
+                <w:bCs/>
+                <w:color w:val="000000"/>
+                <w:sz w:val="24"/>
+                <w:szCs w:val="24"/>
+              </w:rPr>
+            </w:pPr>
+            <w:r>
+              <w:rPr>
+                <w:rFonts w:ascii="Arial Narrow" w:eastAsia="Arial Narrow" w:hAnsi="Arial Narrow"/>
+                <w:bCs/>
+                <w:color w:val="000000"/>
+                <w:sz w:val="24"/>
+                <w:szCs w:val="24"/>
+              </w:rPr>
+              <w:t>7.</w:t>
+            </w:r>
+          </w:p>
+        </w:tc>
+        <w:tc>
+          <w:tcPr>
+            <w:tcW w:w="7652" w:type="dxa"/>
+            <w:gridSpan w:val="2"/>
+          </w:tcPr>
+          <w:p>
+            <w:pPr>
+              <w:jc w:val="both"/>
+              <w:rPr>
+                <w:rFonts w:ascii="Arial Narrow" w:eastAsia="Arial Narrow" w:hAnsi="Arial Narrow"/>
+                <w:color w:val="000000"/>
+                <w:sz w:val="24"/>
+                <w:szCs w:val="24"/>
+              </w:rPr>
+            </w:pPr>
+            <w:r>
+              <w:rPr>
+                <w:rFonts w:ascii="Arial Narrow" w:eastAsia="Arial Narrow" w:hAnsi="Arial Narrow"/>
+                <w:color w:val="000000"/>
+                <w:sz w:val="24"/>
+                <w:szCs w:val="24"/>
+              </w:rPr>
+              <w:t>melaksanakan perintah ini dengan saksama dan penuh rasa tanggung jawab dan segera melaporkan hasil penyelidikan kepada Atasan Penyidik.</w:t>
             </w:r>
           </w:p>
         </w:tc>
@@ -2588,8 +2749,8 @@
               <w:tblLook w:val="04A0" w:firstRow="1" w:lastRow="0" w:firstColumn="1" w:lastColumn="0" w:noHBand="0" w:noVBand="1"/>
             </w:tblPr>
             <w:tblGrid>
-              <w:gridCol w:w="1882"/>
-              <w:gridCol w:w="2912"/>
+              <w:gridCol w:w="1930"/>
+              <w:gridCol w:w="2864"/>
               <w:gridCol w:w="10"/>
             </w:tblGrid>
             <w:tr>
@@ -3140,7 +3301,7 @@
 </file>
 
 <file path=word/styles.xml><?xml version="1.0" encoding="utf-8"?>
-<w:styles xmlns:mc="http://schemas.openxmlformats.org/markup-compatibility/2006" xmlns:r="http://schemas.openxmlformats.org/officeDocument/2006/relationships" xmlns:w="http://schemas.openxmlformats.org/wordprocessingml/2006/main" xmlns:w14="http://schemas.microsoft.com/office/word/2010/wordml" xmlns:w15="http://schemas.microsoft.com/office/word/2012/wordml" xmlns:w16cex="http://schemas.microsoft.com/office/word/2018/wordml/cex" xmlns:w16cid="http://schemas.microsoft.com/office/word/2016/wordml/cid" xmlns:w16="http://schemas.microsoft.com/office/word/2018/wordml" xmlns:w16du="http://schemas.microsoft.com/office/word/2023/wordml/word16du" xmlns:w16sdtdh="http://schemas.microsoft.com/office/word/2020/wordml/sdtdatahash" xmlns:w16se="http://schemas.microsoft.com/office/word/2015/wordml/symex" mc:Ignorable="w14 w15 w16se w16cid w16 w16cex w16sdtdh w16du">
+<w:styles xmlns:mc="http://schemas.openxmlformats.org/markup-compatibility/2006" xmlns:r="http://schemas.openxmlformats.org/officeDocument/2006/relationships" xmlns:w="http://schemas.openxmlformats.org/wordprocessingml/2006/main" xmlns:w14="http://schemas.microsoft.com/office/word/2010/wordml" xmlns:w15="http://schemas.microsoft.com/office/word/2012/wordml" xmlns:w16cex="http://schemas.microsoft.com/office/word/2018/wordml/cex" xmlns:w16cid="http://schemas.microsoft.com/office/word/2016/wordml/cid" xmlns:w16="http://schemas.microsoft.com/office/word/2018/wordml" xmlns:w16du="http://schemas.microsoft.com/office/word/2023/wordml/word16du" xmlns:w16sdtdh="http://schemas.microsoft.com/office/word/2020/wordml/sdtdatahash" xmlns:w16sdtfl="http://schemas.microsoft.com/office/word/2024/wordml/sdtformatlock" xmlns:w16se="http://schemas.microsoft.com/office/word/2015/wordml/symex" mc:Ignorable="w14 w15 w16se w16cid w16 w16cex w16sdtdh w16sdtfl w16du">
   <w:docDefaults>
     <w:rPrDefault>
       <w:rPr>
